--- a/Coding 2 - year/Unit 7 - Capstone Project/Daily Lesson Plans/Word/Day 6.docx
+++ b/Coding 2 - year/Unit 7 - Capstone Project/Daily Lesson Plans/Word/Day 6.docx
@@ -50,12 +50,15 @@
               </w:rPr>
               <w:t xml:space="preserve">Coding II — Full Year</w:t>
             </w:r>
-          </w:p>
-          <w:p>
-            <w:pPr>
-              <w:spacing w:before="40"/>
-              <w:jc w:val="center"/>
-            </w:pPr>
+            <w:r>
+              <w:rPr>
+                <w:rFonts w:ascii="Arial" w:cs="Arial" w:eastAsia="Arial" w:hAnsi="Arial"/>
+                <w:sz w:val="16"/>
+                <w:szCs w:val="16"/>
+              </w:rPr>
+              <w:br/>
+              <w:t xml:space="preserve"/>
+            </w:r>
             <w:r>
               <w:rPr>
                 <w:rFonts w:ascii="Arial" w:cs="Arial" w:eastAsia="Arial" w:hAnsi="Arial"/>
@@ -83,7 +86,7 @@
           <w:rFonts w:ascii="Arial" w:cs="Arial" w:eastAsia="Arial" w:hAnsi="Arial"/>
           <w:b/>
           <w:bCs/>
-          <w:color w:val="0D3B1F"/>
+          <w:color w:val="1B7A4A"/>
           <w:sz w:val="32"/>
           <w:szCs w:val="32"/>
         </w:rPr>
@@ -200,9 +203,9 @@
               <w:right w:val="single" w:color="CCCCCC" w:sz="1"/>
             </w:tcBorders>
             <w:tcMar>
-              <w:top w:type="dxa" w:w="60"/>
+              <w:top w:type="dxa" w:w="80"/>
               <w:left w:type="dxa" w:w="120"/>
-              <w:bottom w:type="dxa" w:w="60"/>
+              <w:bottom w:type="dxa" w:w="80"/>
               <w:right w:type="dxa" w:w="120"/>
             </w:tcMar>
           </w:tcPr>
@@ -229,20 +232,147 @@
               <w:right w:val="single" w:color="CCCCCC" w:sz="1"/>
             </w:tcBorders>
             <w:tcMar>
-              <w:top w:type="dxa" w:w="60"/>
+              <w:top w:type="dxa" w:w="80"/>
               <w:left w:type="dxa" w:w="120"/>
-              <w:bottom w:type="dxa" w:w="60"/>
+              <w:bottom w:type="dxa" w:w="80"/>
               <w:right w:type="dxa" w:w="120"/>
             </w:tcMar>
           </w:tcPr>
           <w:p>
-            <w:r>
-              <w:rPr>
-                <w:rFonts w:ascii="Arial" w:cs="Arial" w:eastAsia="Arial" w:hAnsi="Arial"/>
-                <w:sz w:val="20"/>
-                <w:szCs w:val="20"/>
+            <w:pPr>
+              <w:spacing w:after="80" w:before="80"/>
+            </w:pPr>
+            <w:r>
+              <w:rPr>
+                <w:rFonts w:ascii="Arial" w:cs="Arial" w:eastAsia="Arial" w:hAnsi="Arial"/>
+                <w:b/>
+                <w:bCs/>
+                <w:i w:val="false"/>
+                <w:iCs w:val="false"/>
+                <w:color w:val="000000"/>
+                <w:sz w:val="22"/>
+                <w:szCs w:val="22"/>
               </w:rPr>
               <w:t xml:space="preserve">Bell Ringer / Review</w:t>
+            </w:r>
+            <w:r>
+              <w:rPr>
+                <w:rFonts w:ascii="Arial" w:cs="Arial" w:eastAsia="Arial" w:hAnsi="Arial"/>
+                <w:sz w:val="20"/>
+                <w:szCs w:val="20"/>
+              </w:rPr>
+              <w:br/>
+              <w:t xml:space="preserve"/>
+            </w:r>
+            <w:r>
+              <w:rPr>
+                <w:rFonts w:ascii="Arial" w:cs="Arial" w:eastAsia="Arial" w:hAnsi="Arial"/>
+                <w:sz w:val="20"/>
+                <w:szCs w:val="20"/>
+              </w:rPr>
+              <w:br/>
+              <w:t xml:space="preserve"/>
+            </w:r>
+            <w:r>
+              <w:rPr>
+                <w:rFonts w:ascii="Arial" w:cs="Arial" w:eastAsia="Arial" w:hAnsi="Arial"/>
+                <w:b/>
+                <w:bCs/>
+                <w:i w:val="false"/>
+                <w:iCs w:val="false"/>
+                <w:color w:val="000000"/>
+                <w:sz w:val="20"/>
+                <w:szCs w:val="20"/>
+              </w:rPr>
+              <w:t xml:space="preserve">Quick Write </w:t>
+            </w:r>
+            <w:r>
+              <w:rPr>
+                <w:rFonts w:ascii="Arial" w:cs="Arial" w:eastAsia="Arial" w:hAnsi="Arial"/>
+                <w:b w:val="false"/>
+                <w:bCs w:val="false"/>
+                <w:i w:val="false"/>
+                <w:iCs w:val="false"/>
+                <w:color w:val="000000"/>
+                <w:sz w:val="20"/>
+                <w:szCs w:val="20"/>
+              </w:rPr>
+              <w:t xml:space="preserve">(3 min — written or verbal):</w:t>
+            </w:r>
+            <w:r>
+              <w:rPr>
+                <w:rFonts w:ascii="Arial" w:cs="Arial" w:eastAsia="Arial" w:hAnsi="Arial"/>
+                <w:sz w:val="20"/>
+                <w:szCs w:val="20"/>
+              </w:rPr>
+              <w:br/>
+              <w:t xml:space="preserve"/>
+            </w:r>
+            <w:r>
+              <w:rPr>
+                <w:rFonts w:ascii="Arial" w:cs="Arial" w:eastAsia="Arial" w:hAnsi="Arial"/>
+                <w:b w:val="false"/>
+                <w:bCs w:val="false"/>
+                <w:i w:val="false"/>
+                <w:iCs w:val="false"/>
+                <w:color w:val="000000"/>
+                <w:sz w:val="20"/>
+                <w:szCs w:val="20"/>
+              </w:rPr>
+              <w:t xml:space="preserve">    What do you remember from last class?</w:t>
+            </w:r>
+            <w:r>
+              <w:rPr>
+                <w:rFonts w:ascii="Arial" w:cs="Arial" w:eastAsia="Arial" w:hAnsi="Arial"/>
+                <w:sz w:val="20"/>
+                <w:szCs w:val="20"/>
+              </w:rPr>
+              <w:br/>
+              <w:t xml:space="preserve"/>
+            </w:r>
+            <w:r>
+              <w:rPr>
+                <w:rFonts w:ascii="Arial" w:cs="Arial" w:eastAsia="Arial" w:hAnsi="Arial"/>
+                <w:sz w:val="20"/>
+                <w:szCs w:val="20"/>
+              </w:rPr>
+              <w:br/>
+              <w:t xml:space="preserve"/>
+            </w:r>
+            <w:r>
+              <w:rPr>
+                <w:rFonts w:ascii="Arial" w:cs="Arial" w:eastAsia="Arial" w:hAnsi="Arial"/>
+                <w:b w:val="false"/>
+                <w:bCs w:val="false"/>
+                <w:i/>
+                <w:iCs/>
+                <w:color w:val="444444"/>
+                <w:sz w:val="20"/>
+                <w:szCs w:val="20"/>
+              </w:rPr>
+              <w:t xml:space="preserve">What do you think today's topic "Sprint 1 – Building Core Features (Part 1)" is about?</w:t>
+            </w:r>
+            <w:r>
+              <w:rPr>
+                <w:rFonts w:ascii="Arial" w:cs="Arial" w:eastAsia="Arial" w:hAnsi="Arial"/>
+                <w:sz w:val="20"/>
+                <w:szCs w:val="20"/>
+              </w:rPr>
+              <w:br/>
+              <w:t xml:space="preserve"/>
+            </w:r>
+            <w:r>
+              <w:rPr>
+                <w:rFonts w:ascii="Arial" w:cs="Arial" w:eastAsia="Arial" w:hAnsi="Arial"/>
+                <w:b w:val="false"/>
+                <w:bCs w:val="false"/>
+                <w:i/>
+                <w:iCs/>
+                <w:color w:val="555555"/>
+                <w:sz w:val="20"/>
+                <w:szCs w:val="20"/>
+              </w:rPr>
+              <w:t xml:space="preserve">→ Pair-share your response, then 2–3 students share with the class.</w:t>
             </w:r>
           </w:p>
         </w:tc>
@@ -258,9 +388,9 @@
               <w:right w:val="single" w:color="CCCCCC" w:sz="1"/>
             </w:tcBorders>
             <w:tcMar>
-              <w:top w:type="dxa" w:w="60"/>
+              <w:top w:type="dxa" w:w="80"/>
               <w:left w:type="dxa" w:w="120"/>
-              <w:bottom w:type="dxa" w:w="60"/>
+              <w:bottom w:type="dxa" w:w="80"/>
               <w:right w:type="dxa" w:w="120"/>
             </w:tcMar>
           </w:tcPr>
@@ -287,20 +417,120 @@
               <w:right w:val="single" w:color="CCCCCC" w:sz="1"/>
             </w:tcBorders>
             <w:tcMar>
-              <w:top w:type="dxa" w:w="60"/>
+              <w:top w:type="dxa" w:w="80"/>
               <w:left w:type="dxa" w:w="120"/>
-              <w:bottom w:type="dxa" w:w="60"/>
+              <w:bottom w:type="dxa" w:w="80"/>
               <w:right w:type="dxa" w:w="120"/>
             </w:tcMar>
           </w:tcPr>
           <w:p>
-            <w:r>
-              <w:rPr>
-                <w:rFonts w:ascii="Arial" w:cs="Arial" w:eastAsia="Arial" w:hAnsi="Arial"/>
-                <w:sz w:val="20"/>
-                <w:szCs w:val="20"/>
-              </w:rPr>
-              <w:t xml:space="preserve">Mini Lesson: Sprint 1 – Building Core Features (Part 1)</w:t>
+            <w:pPr>
+              <w:spacing w:after="80" w:before="80"/>
+            </w:pPr>
+            <w:r>
+              <w:rPr>
+                <w:rFonts w:ascii="Arial" w:cs="Arial" w:eastAsia="Arial" w:hAnsi="Arial"/>
+                <w:b/>
+                <w:bCs/>
+                <w:i w:val="false"/>
+                <w:iCs w:val="false"/>
+                <w:color w:val="000000"/>
+                <w:sz w:val="22"/>
+                <w:szCs w:val="22"/>
+              </w:rPr>
+              <w:t xml:space="preserve">Mini Lesson: </w:t>
+            </w:r>
+            <w:r>
+              <w:rPr>
+                <w:rFonts w:ascii="Arial" w:cs="Arial" w:eastAsia="Arial" w:hAnsi="Arial"/>
+                <w:b w:val="false"/>
+                <w:bCs w:val="false"/>
+                <w:i w:val="false"/>
+                <w:iCs w:val="false"/>
+                <w:color w:val="000000"/>
+                <w:sz w:val="22"/>
+                <w:szCs w:val="22"/>
+              </w:rPr>
+              <w:t xml:space="preserve">Sprint 1 – Building Core Features (Part 1)</w:t>
+            </w:r>
+            <w:r>
+              <w:rPr>
+                <w:rFonts w:ascii="Arial" w:cs="Arial" w:eastAsia="Arial" w:hAnsi="Arial"/>
+                <w:sz w:val="20"/>
+                <w:szCs w:val="20"/>
+              </w:rPr>
+              <w:br/>
+              <w:t xml:space="preserve"/>
+            </w:r>
+            <w:r>
+              <w:rPr>
+                <w:rFonts w:ascii="Arial" w:cs="Arial" w:eastAsia="Arial" w:hAnsi="Arial"/>
+                <w:sz w:val="20"/>
+                <w:szCs w:val="20"/>
+              </w:rPr>
+              <w:br/>
+              <w:t xml:space="preserve"/>
+            </w:r>
+            <w:r>
+              <w:rPr>
+                <w:rFonts w:ascii="Arial" w:cs="Arial" w:eastAsia="Arial" w:hAnsi="Arial"/>
+                <w:b/>
+                <w:bCs/>
+                <w:i/>
+                <w:iCs/>
+                <w:color w:val="555555"/>
+                <w:sz w:val="20"/>
+                <w:szCs w:val="20"/>
+              </w:rPr>
+              <w:t xml:space="preserve">→ Live Demo — </w:t>
+            </w:r>
+            <w:r>
+              <w:rPr>
+                <w:rFonts w:ascii="Arial" w:cs="Arial" w:eastAsia="Arial" w:hAnsi="Arial"/>
+                <w:b w:val="false"/>
+                <w:bCs w:val="false"/>
+                <w:i/>
+                <w:iCs/>
+                <w:color w:val="555555"/>
+                <w:sz w:val="20"/>
+                <w:szCs w:val="20"/>
+              </w:rPr>
+              <w:t xml:space="preserve">type examples as students follow along in their own editor.</w:t>
+            </w:r>
+            <w:r>
+              <w:rPr>
+                <w:rFonts w:ascii="Arial" w:cs="Arial" w:eastAsia="Arial" w:hAnsi="Arial"/>
+                <w:sz w:val="20"/>
+                <w:szCs w:val="20"/>
+              </w:rPr>
+              <w:br/>
+              <w:t xml:space="preserve"/>
+            </w:r>
+            <w:r>
+              <w:rPr>
+                <w:rFonts w:ascii="Arial" w:cs="Arial" w:eastAsia="Arial" w:hAnsi="Arial"/>
+                <w:b/>
+                <w:bCs/>
+                <w:i/>
+                <w:iCs/>
+                <w:color w:val="555555"/>
+                <w:sz w:val="20"/>
+                <w:szCs w:val="20"/>
+              </w:rPr>
+              <w:t xml:space="preserve">→ Check for Understanding: </w:t>
+            </w:r>
+            <w:r>
+              <w:rPr>
+                <w:rFonts w:ascii="Arial" w:cs="Arial" w:eastAsia="Arial" w:hAnsi="Arial"/>
+                <w:b w:val="false"/>
+                <w:bCs w:val="false"/>
+                <w:i/>
+                <w:iCs/>
+                <w:color w:val="555555"/>
+                <w:sz w:val="20"/>
+                <w:szCs w:val="20"/>
+              </w:rPr>
+              <w:t xml:space="preserve">pause and cold-call: “Can someone explain what we just did in their own words?”</w:t>
             </w:r>
           </w:p>
         </w:tc>
@@ -316,9 +546,9 @@
               <w:right w:val="single" w:color="CCCCCC" w:sz="1"/>
             </w:tcBorders>
             <w:tcMar>
-              <w:top w:type="dxa" w:w="60"/>
+              <w:top w:type="dxa" w:w="80"/>
               <w:left w:type="dxa" w:w="120"/>
-              <w:bottom w:type="dxa" w:w="60"/>
+              <w:bottom w:type="dxa" w:w="80"/>
               <w:right w:type="dxa" w:w="120"/>
             </w:tcMar>
           </w:tcPr>
@@ -331,7 +561,7 @@
                 <w:sz w:val="20"/>
                 <w:szCs w:val="20"/>
               </w:rPr>
-              <w:t xml:space="preserve">15-20 min</w:t>
+              <w:t xml:space="preserve">15–20 min</w:t>
             </w:r>
           </w:p>
         </w:tc>
@@ -345,20 +575,81 @@
               <w:right w:val="single" w:color="CCCCCC" w:sz="1"/>
             </w:tcBorders>
             <w:tcMar>
-              <w:top w:type="dxa" w:w="60"/>
+              <w:top w:type="dxa" w:w="80"/>
               <w:left w:type="dxa" w:w="120"/>
-              <w:bottom w:type="dxa" w:w="60"/>
+              <w:bottom w:type="dxa" w:w="80"/>
               <w:right w:type="dxa" w:w="120"/>
             </w:tcMar>
           </w:tcPr>
           <w:p>
-            <w:r>
-              <w:rPr>
-                <w:rFonts w:ascii="Arial" w:cs="Arial" w:eastAsia="Arial" w:hAnsi="Arial"/>
-                <w:sz w:val="20"/>
-                <w:szCs w:val="20"/>
+            <w:pPr>
+              <w:spacing w:after="80" w:before="80"/>
+            </w:pPr>
+            <w:r>
+              <w:rPr>
+                <w:rFonts w:ascii="Arial" w:cs="Arial" w:eastAsia="Arial" w:hAnsi="Arial"/>
+                <w:b/>
+                <w:bCs/>
+                <w:i w:val="false"/>
+                <w:iCs w:val="false"/>
+                <w:color w:val="000000"/>
+                <w:sz w:val="22"/>
+                <w:szCs w:val="22"/>
               </w:rPr>
               <w:t xml:space="preserve">Independent Practice / Code Along</w:t>
+            </w:r>
+            <w:r>
+              <w:rPr>
+                <w:rFonts w:ascii="Arial" w:cs="Arial" w:eastAsia="Arial" w:hAnsi="Arial"/>
+                <w:sz w:val="20"/>
+                <w:szCs w:val="20"/>
+              </w:rPr>
+              <w:br/>
+              <w:t xml:space="preserve"/>
+            </w:r>
+            <w:r>
+              <w:rPr>
+                <w:rFonts w:ascii="Arial" w:cs="Arial" w:eastAsia="Arial" w:hAnsi="Arial"/>
+                <w:b w:val="false"/>
+                <w:bCs w:val="false"/>
+                <w:i w:val="false"/>
+                <w:iCs w:val="false"/>
+                <w:color w:val="000000"/>
+                <w:sz w:val="20"/>
+                <w:szCs w:val="20"/>
+              </w:rPr>
+              <w:t xml:space="preserve">    Work through problems from the day's exercise set.</w:t>
+            </w:r>
+            <w:r>
+              <w:rPr>
+                <w:rFonts w:ascii="Arial" w:cs="Arial" w:eastAsia="Arial" w:hAnsi="Arial"/>
+                <w:sz w:val="20"/>
+                <w:szCs w:val="20"/>
+              </w:rPr>
+              <w:br/>
+              <w:t xml:space="preserve"/>
+            </w:r>
+            <w:r>
+              <w:rPr>
+                <w:rFonts w:ascii="Arial" w:cs="Arial" w:eastAsia="Arial" w:hAnsi="Arial"/>
+                <w:sz w:val="20"/>
+                <w:szCs w:val="20"/>
+              </w:rPr>
+              <w:br/>
+              <w:t xml:space="preserve"/>
+            </w:r>
+            <w:r>
+              <w:rPr>
+                <w:rFonts w:ascii="Arial" w:cs="Arial" w:eastAsia="Arial" w:hAnsi="Arial"/>
+                <w:b w:val="false"/>
+                <w:bCs w:val="false"/>
+                <w:i/>
+                <w:iCs/>
+                <w:color w:val="555555"/>
+                <w:sz w:val="20"/>
+                <w:szCs w:val="20"/>
+              </w:rPr>
+              <w:t xml:space="preserve">→ Teacher circulates — offer hints, check for understanding.</w:t>
             </w:r>
           </w:p>
         </w:tc>
@@ -374,9 +665,9 @@
               <w:right w:val="single" w:color="CCCCCC" w:sz="1"/>
             </w:tcBorders>
             <w:tcMar>
-              <w:top w:type="dxa" w:w="60"/>
+              <w:top w:type="dxa" w:w="80"/>
               <w:left w:type="dxa" w:w="120"/>
-              <w:bottom w:type="dxa" w:w="60"/>
+              <w:bottom w:type="dxa" w:w="80"/>
               <w:right w:type="dxa" w:w="120"/>
             </w:tcMar>
           </w:tcPr>
@@ -403,20 +694,90 @@
               <w:right w:val="single" w:color="CCCCCC" w:sz="1"/>
             </w:tcBorders>
             <w:tcMar>
-              <w:top w:type="dxa" w:w="60"/>
+              <w:top w:type="dxa" w:w="80"/>
               <w:left w:type="dxa" w:w="120"/>
-              <w:bottom w:type="dxa" w:w="60"/>
+              <w:bottom w:type="dxa" w:w="80"/>
               <w:right w:type="dxa" w:w="120"/>
             </w:tcMar>
           </w:tcPr>
           <w:p>
-            <w:r>
-              <w:rPr>
-                <w:rFonts w:ascii="Arial" w:cs="Arial" w:eastAsia="Arial" w:hAnsi="Arial"/>
-                <w:sz w:val="20"/>
-                <w:szCs w:val="20"/>
+            <w:pPr>
+              <w:spacing w:after="80" w:before="80"/>
+            </w:pPr>
+            <w:r>
+              <w:rPr>
+                <w:rFonts w:ascii="Arial" w:cs="Arial" w:eastAsia="Arial" w:hAnsi="Arial"/>
+                <w:b/>
+                <w:bCs/>
+                <w:i w:val="false"/>
+                <w:iCs w:val="false"/>
+                <w:color w:val="000000"/>
+                <w:sz w:val="22"/>
+                <w:szCs w:val="22"/>
               </w:rPr>
               <w:t xml:space="preserve">Exit Ticket / Wrap-Up</w:t>
+            </w:r>
+            <w:r>
+              <w:rPr>
+                <w:rFonts w:ascii="Arial" w:cs="Arial" w:eastAsia="Arial" w:hAnsi="Arial"/>
+                <w:sz w:val="20"/>
+                <w:szCs w:val="20"/>
+              </w:rPr>
+              <w:br/>
+              <w:t xml:space="preserve"/>
+            </w:r>
+            <w:r>
+              <w:rPr>
+                <w:rFonts w:ascii="Arial" w:cs="Arial" w:eastAsia="Arial" w:hAnsi="Arial"/>
+                <w:sz w:val="20"/>
+                <w:szCs w:val="20"/>
+              </w:rPr>
+              <w:br/>
+              <w:t xml:space="preserve"/>
+            </w:r>
+            <w:r>
+              <w:rPr>
+                <w:rFonts w:ascii="Arial" w:cs="Arial" w:eastAsia="Arial" w:hAnsi="Arial"/>
+                <w:b w:val="false"/>
+                <w:bCs w:val="false"/>
+                <w:i w:val="false"/>
+                <w:iCs w:val="false"/>
+                <w:color w:val="000000"/>
+                <w:sz w:val="20"/>
+                <w:szCs w:val="20"/>
+              </w:rPr>
+              <w:t xml:space="preserve">What is one key concept you learned today?</w:t>
+            </w:r>
+            <w:r>
+              <w:rPr>
+                <w:rFonts w:ascii="Arial" w:cs="Arial" w:eastAsia="Arial" w:hAnsi="Arial"/>
+                <w:sz w:val="20"/>
+                <w:szCs w:val="20"/>
+              </w:rPr>
+              <w:br/>
+              <w:t xml:space="preserve"/>
+            </w:r>
+            <w:r>
+              <w:rPr>
+                <w:rFonts w:ascii="Arial" w:cs="Arial" w:eastAsia="Arial" w:hAnsi="Arial"/>
+                <w:sz w:val="20"/>
+                <w:szCs w:val="20"/>
+              </w:rPr>
+              <w:br/>
+              <w:t xml:space="preserve"/>
+            </w:r>
+            <w:r>
+              <w:rPr>
+                <w:rFonts w:ascii="Arial" w:cs="Arial" w:eastAsia="Arial" w:hAnsi="Arial"/>
+                <w:b w:val="false"/>
+                <w:bCs w:val="false"/>
+                <w:i/>
+                <w:iCs/>
+                <w:color w:val="555555"/>
+                <w:sz w:val="20"/>
+                <w:szCs w:val="20"/>
+              </w:rPr>
+              <w:t xml:space="preserve">→ 3–2–1: Name 3 things learned, 2 new vocab words, 1 question you still have.</w:t>
             </w:r>
           </w:p>
         </w:tc>
@@ -608,19 +969,6 @@
                 <w:sz w:val="18"/>
                 <w:szCs w:val="18"/>
               </w:rPr>
-              <w:t xml:space="preserve"># At bottom of file, not in main loop:</w:t>
-            </w:r>
-          </w:p>
-          <w:p>
-            <w:pPr>
-              <w:spacing w:after="20"/>
-            </w:pPr>
-            <w:r>
-              <w:rPr>
-                <w:rFonts w:ascii="Courier New" w:cs="Courier New" w:eastAsia="Courier New" w:hAnsi="Courier New"/>
-                <w:sz w:val="18"/>
-                <w:szCs w:val="18"/>
-              </w:rPr>
               <w:t xml:space="preserve">if __name__ == "__main__":</w:t>
             </w:r>
           </w:p>

--- a/Coding 2 - year/Unit 7 - Capstone Project/Daily Lesson Plans/Word/Day 6.docx
+++ b/Coding 2 - year/Unit 7 - Capstone Project/Daily Lesson Plans/Word/Day 6.docx
@@ -319,7 +319,7 @@
                 <w:sz w:val="20"/>
                 <w:szCs w:val="20"/>
               </w:rPr>
-              <w:t xml:space="preserve">    What do you remember from last class?</w:t>
+              <w:t xml:space="preserve">    What do you already know about Sprint 1 – Building Core Features (Part 1)? Write down at least one thing.</w:t>
             </w:r>
             <w:r>
               <w:rPr>
@@ -350,7 +350,7 @@
                 <w:sz w:val="20"/>
                 <w:szCs w:val="20"/>
               </w:rPr>
-              <w:t xml:space="preserve">What do you think today's topic "Sprint 1 – Building Core Features (Part 1)" is about?</w:t>
+              <w:t xml:space="preserve">Today’s Goal: Explore and practice Sprint 1 – Building Core Features (Part 1).</w:t>
             </w:r>
             <w:r>
               <w:rPr>
@@ -746,7 +746,7 @@
                 <w:sz w:val="20"/>
                 <w:szCs w:val="20"/>
               </w:rPr>
-              <w:t xml:space="preserve">What is one key concept you learned today?</w:t>
+              <w:t xml:space="preserve">Name one new thing you learned about Sprint 1 – Building Core Features (Part 1) today and one question you still have.</w:t>
             </w:r>
             <w:r>
               <w:rPr>

--- a/Coding 2 - year/Unit 7 - Capstone Project/Daily Lesson Plans/Word/Day 6.docx
+++ b/Coding 2 - year/Unit 7 - Capstone Project/Daily Lesson Plans/Word/Day 6.docx
@@ -342,6 +342,72 @@
             <w:r>
               <w:rPr>
                 <w:rFonts w:ascii="Arial" w:cs="Arial" w:eastAsia="Arial" w:hAnsi="Arial"/>
+                <w:b/>
+                <w:bCs/>
+                <w:i w:val="false"/>
+                <w:iCs w:val="false"/>
+                <w:color w:val="000000"/>
+                <w:sz w:val="20"/>
+                <w:szCs w:val="20"/>
+              </w:rPr>
+              <w:t xml:space="preserve">Vocabulary Preview — </w:t>
+            </w:r>
+            <w:r>
+              <w:rPr>
+                <w:rFonts w:ascii="Arial" w:cs="Arial" w:eastAsia="Arial" w:hAnsi="Arial"/>
+                <w:b w:val="false"/>
+                <w:bCs w:val="false"/>
+                <w:i w:val="false"/>
+                <w:iCs w:val="false"/>
+                <w:color w:val="000000"/>
+                <w:sz w:val="20"/>
+                <w:szCs w:val="20"/>
+              </w:rPr>
+              <w:t xml:space="preserve">terms we'll use today:</w:t>
+            </w:r>
+            <w:r>
+              <w:rPr>
+                <w:rFonts w:ascii="Arial" w:cs="Arial" w:eastAsia="Arial" w:hAnsi="Arial"/>
+                <w:sz w:val="20"/>
+                <w:szCs w:val="20"/>
+              </w:rPr>
+              <w:br/>
+              <w:t xml:space="preserve"/>
+            </w:r>
+            <w:r>
+              <w:rPr>
+                <w:rFonts w:ascii="Arial" w:cs="Arial" w:eastAsia="Arial" w:hAnsi="Arial"/>
+                <w:b w:val="false"/>
+                <w:bCs w:val="false"/>
+                <w:i w:val="false"/>
+                <w:iCs w:val="false"/>
+                <w:color w:val="000000"/>
+                <w:sz w:val="20"/>
+                <w:szCs w:val="20"/>
+              </w:rPr>
+              <w:t xml:space="preserve">    • Minutes 0-5   •   Sprint Standup   •   Minutes 5-50   •   Focused Coding   •   Minutes 50-55   •   Wrap-up</w:t>
+            </w:r>
+            <w:r>
+              <w:rPr>
+                <w:rFonts w:ascii="Arial" w:cs="Arial" w:eastAsia="Arial" w:hAnsi="Arial"/>
+                <w:sz w:val="20"/>
+                <w:szCs w:val="20"/>
+              </w:rPr>
+              <w:br/>
+              <w:t xml:space="preserve"/>
+            </w:r>
+            <w:r>
+              <w:rPr>
+                <w:rFonts w:ascii="Arial" w:cs="Arial" w:eastAsia="Arial" w:hAnsi="Arial"/>
+                <w:sz w:val="20"/>
+                <w:szCs w:val="20"/>
+              </w:rPr>
+              <w:br/>
+              <w:t xml:space="preserve"/>
+            </w:r>
+            <w:r>
+              <w:rPr>
+                <w:rFonts w:ascii="Arial" w:cs="Arial" w:eastAsia="Arial" w:hAnsi="Arial"/>
                 <w:b w:val="false"/>
                 <w:bCs w:val="false"/>
                 <w:i/>
@@ -474,6 +540,310 @@
             <w:r>
               <w:rPr>
                 <w:rFonts w:ascii="Arial" w:cs="Arial" w:eastAsia="Arial" w:hAnsi="Arial"/>
+                <w:b w:val="false"/>
+                <w:bCs w:val="false"/>
+                <w:i w:val="false"/>
+                <w:iCs w:val="false"/>
+                <w:color w:val="000000"/>
+                <w:sz w:val="20"/>
+                <w:szCs w:val="20"/>
+              </w:rPr>
+              <w:t xml:space="preserve">Now that your structure is in place, start building real features. Pick the simplest core feature and complete it end-to-end: write the function, test it, and make sure it works. It's better to have 2 finished features than 5 half-finished ones.</w:t>
+            </w:r>
+            <w:r>
+              <w:rPr>
+                <w:rFonts w:ascii="Arial" w:cs="Arial" w:eastAsia="Arial" w:hAnsi="Arial"/>
+                <w:sz w:val="20"/>
+                <w:szCs w:val="20"/>
+              </w:rPr>
+              <w:br/>
+              <w:t xml:space="preserve"/>
+            </w:r>
+            <w:r>
+              <w:rPr>
+                <w:rFonts w:ascii="Arial" w:cs="Arial" w:eastAsia="Arial" w:hAnsi="Arial"/>
+                <w:b w:val="false"/>
+                <w:bCs w:val="false"/>
+                <w:i w:val="false"/>
+                <w:iCs w:val="false"/>
+                <w:color w:val="000000"/>
+                <w:sz w:val="20"/>
+                <w:szCs w:val="20"/>
+              </w:rPr>
+              <w:t xml:space="preserve">Data Analyzer: Load data from file (CSV/JSON)</w:t>
+            </w:r>
+            <w:r>
+              <w:rPr>
+                <w:rFonts w:ascii="Arial" w:cs="Arial" w:eastAsia="Arial" w:hAnsi="Arial"/>
+                <w:sz w:val="20"/>
+                <w:szCs w:val="20"/>
+              </w:rPr>
+              <w:br/>
+              <w:t xml:space="preserve"/>
+            </w:r>
+            <w:r>
+              <w:rPr>
+                <w:rFonts w:ascii="Arial" w:cs="Arial" w:eastAsia="Arial" w:hAnsi="Arial"/>
+                <w:sz w:val="20"/>
+                <w:szCs w:val="20"/>
+              </w:rPr>
+              <w:br/>
+              <w:t xml:space="preserve"/>
+            </w:r>
+            <w:r>
+              <w:rPr>
+                <w:rFonts w:ascii="Arial" w:cs="Arial" w:eastAsia="Arial" w:hAnsi="Arial"/>
+                <w:b/>
+                <w:bCs/>
+                <w:i w:val="false"/>
+                <w:iCs w:val="false"/>
+                <w:color w:val="000000"/>
+                <w:sz w:val="20"/>
+                <w:szCs w:val="20"/>
+              </w:rPr>
+              <w:t xml:space="preserve">Key Concepts:</w:t>
+            </w:r>
+            <w:r>
+              <w:rPr>
+                <w:rFonts w:ascii="Arial" w:cs="Arial" w:eastAsia="Arial" w:hAnsi="Arial"/>
+                <w:sz w:val="20"/>
+                <w:szCs w:val="20"/>
+              </w:rPr>
+              <w:br/>
+              <w:t xml:space="preserve"/>
+            </w:r>
+            <w:r>
+              <w:rPr>
+                <w:rFonts w:ascii="Arial" w:cs="Arial" w:eastAsia="Arial" w:hAnsi="Arial"/>
+                <w:b w:val="false"/>
+                <w:bCs w:val="false"/>
+                <w:i w:val="false"/>
+                <w:iCs w:val="false"/>
+                <w:color w:val="000000"/>
+                <w:sz w:val="20"/>
+                <w:szCs w:val="20"/>
+              </w:rPr>
+              <w:t xml:space="preserve">    • Teacher: which features are good to code first? (typically: data setup, basic CRUD, file I/O)</w:t>
+            </w:r>
+            <w:r>
+              <w:rPr>
+                <w:rFonts w:ascii="Arial" w:cs="Arial" w:eastAsia="Arial" w:hAnsi="Arial"/>
+                <w:sz w:val="20"/>
+                <w:szCs w:val="20"/>
+              </w:rPr>
+              <w:br/>
+              <w:t xml:space="preserve"/>
+            </w:r>
+            <w:r>
+              <w:rPr>
+                <w:rFonts w:ascii="Arial" w:cs="Arial" w:eastAsia="Arial" w:hAnsi="Arial"/>
+                <w:b w:val="false"/>
+                <w:bCs w:val="false"/>
+                <w:i w:val="false"/>
+                <w:iCs w:val="false"/>
+                <w:color w:val="000000"/>
+                <w:sz w:val="20"/>
+                <w:szCs w:val="20"/>
+              </w:rPr>
+              <w:t xml:space="preserve">    • Students: identify 1–2 features for today's focus</w:t>
+            </w:r>
+            <w:r>
+              <w:rPr>
+                <w:rFonts w:ascii="Arial" w:cs="Arial" w:eastAsia="Arial" w:hAnsi="Arial"/>
+                <w:sz w:val="20"/>
+                <w:szCs w:val="20"/>
+              </w:rPr>
+              <w:br/>
+              <w:t xml:space="preserve"/>
+            </w:r>
+            <w:r>
+              <w:rPr>
+                <w:rFonts w:ascii="Arial" w:cs="Arial" w:eastAsia="Arial" w:hAnsi="Arial"/>
+                <w:b w:val="false"/>
+                <w:bCs w:val="false"/>
+                <w:i w:val="false"/>
+                <w:iCs w:val="false"/>
+                <w:color w:val="000000"/>
+                <w:sz w:val="20"/>
+                <w:szCs w:val="20"/>
+              </w:rPr>
+              <w:t xml:space="preserve">    • Pick ONE feature from your plan (e.g., "add student" or "load data from CSV")</w:t>
+            </w:r>
+            <w:r>
+              <w:rPr>
+                <w:rFonts w:ascii="Arial" w:cs="Arial" w:eastAsia="Arial" w:hAnsi="Arial"/>
+                <w:sz w:val="20"/>
+                <w:szCs w:val="20"/>
+              </w:rPr>
+              <w:br/>
+              <w:t xml:space="preserve"/>
+            </w:r>
+            <w:r>
+              <w:rPr>
+                <w:rFonts w:ascii="Arial" w:cs="Arial" w:eastAsia="Arial" w:hAnsi="Arial"/>
+                <w:b w:val="false"/>
+                <w:bCs w:val="false"/>
+                <w:i w:val="false"/>
+                <w:iCs w:val="false"/>
+                <w:color w:val="000000"/>
+                <w:sz w:val="20"/>
+                <w:szCs w:val="20"/>
+              </w:rPr>
+              <w:t xml:space="preserve">    • Write code from start to finish: function implementation, basic error handling, test it</w:t>
+            </w:r>
+            <w:r>
+              <w:rPr>
+                <w:rFonts w:ascii="Arial" w:cs="Arial" w:eastAsia="Arial" w:hAnsi="Arial"/>
+                <w:sz w:val="20"/>
+                <w:szCs w:val="20"/>
+              </w:rPr>
+              <w:br/>
+              <w:t xml:space="preserve"/>
+            </w:r>
+            <w:r>
+              <w:rPr>
+                <w:rFonts w:ascii="Arial" w:cs="Arial" w:eastAsia="Arial" w:hAnsi="Arial"/>
+                <w:b w:val="false"/>
+                <w:bCs w:val="false"/>
+                <w:i w:val="false"/>
+                <w:iCs w:val="false"/>
+                <w:color w:val="000000"/>
+                <w:sz w:val="20"/>
+                <w:szCs w:val="20"/>
+              </w:rPr>
+              <w:t xml:space="preserve">    • Run frequently to catch bugs early</w:t>
+            </w:r>
+            <w:r>
+              <w:rPr>
+                <w:rFonts w:ascii="Arial" w:cs="Arial" w:eastAsia="Arial" w:hAnsi="Arial"/>
+                <w:sz w:val="20"/>
+                <w:szCs w:val="20"/>
+              </w:rPr>
+              <w:br/>
+              <w:t xml:space="preserve"/>
+            </w:r>
+            <w:r>
+              <w:rPr>
+                <w:rFonts w:ascii="Arial" w:cs="Arial" w:eastAsia="Arial" w:hAnsi="Arial"/>
+                <w:b w:val="false"/>
+                <w:bCs w:val="false"/>
+                <w:i w:val="false"/>
+                <w:iCs w:val="false"/>
+                <w:color w:val="000000"/>
+                <w:sz w:val="20"/>
+                <w:szCs w:val="20"/>
+              </w:rPr>
+              <w:t xml:space="preserve">    • If stuck for more than 10 minutes, ask teacher or classmate</w:t>
+            </w:r>
+            <w:r>
+              <w:rPr>
+                <w:rFonts w:ascii="Arial" w:cs="Arial" w:eastAsia="Arial" w:hAnsi="Arial"/>
+                <w:sz w:val="20"/>
+                <w:szCs w:val="20"/>
+              </w:rPr>
+              <w:br/>
+              <w:t xml:space="preserve"/>
+            </w:r>
+            <w:r>
+              <w:rPr>
+                <w:rFonts w:ascii="Arial" w:cs="Arial" w:eastAsia="Arial" w:hAnsi="Arial"/>
+                <w:b w:val="false"/>
+                <w:bCs w:val="false"/>
+                <w:i w:val="false"/>
+                <w:iCs w:val="false"/>
+                <w:color w:val="000000"/>
+                <w:sz w:val="20"/>
+                <w:szCs w:val="20"/>
+              </w:rPr>
+              <w:t xml:space="preserve">    • Test your feature one more time</w:t>
+            </w:r>
+            <w:r>
+              <w:rPr>
+                <w:rFonts w:ascii="Arial" w:cs="Arial" w:eastAsia="Arial" w:hAnsi="Arial"/>
+                <w:sz w:val="20"/>
+                <w:szCs w:val="20"/>
+              </w:rPr>
+              <w:br/>
+              <w:t xml:space="preserve"/>
+            </w:r>
+            <w:r>
+              <w:rPr>
+                <w:rFonts w:ascii="Arial" w:cs="Arial" w:eastAsia="Arial" w:hAnsi="Arial"/>
+                <w:b w:val="false"/>
+                <w:bCs w:val="false"/>
+                <w:i w:val="false"/>
+                <w:iCs w:val="false"/>
+                <w:color w:val="000000"/>
+                <w:sz w:val="20"/>
+                <w:szCs w:val="20"/>
+              </w:rPr>
+              <w:t xml:space="preserve">    • Commit/save work</w:t>
+            </w:r>
+            <w:r>
+              <w:rPr>
+                <w:rFonts w:ascii="Arial" w:cs="Arial" w:eastAsia="Arial" w:hAnsi="Arial"/>
+                <w:sz w:val="20"/>
+                <w:szCs w:val="20"/>
+              </w:rPr>
+              <w:br/>
+              <w:t xml:space="preserve"/>
+            </w:r>
+            <w:r>
+              <w:rPr>
+                <w:rFonts w:ascii="Arial" w:cs="Arial" w:eastAsia="Arial" w:hAnsi="Arial"/>
+                <w:sz w:val="20"/>
+                <w:szCs w:val="20"/>
+              </w:rPr>
+              <w:br/>
+              <w:t xml:space="preserve"/>
+            </w:r>
+            <w:r>
+              <w:rPr>
+                <w:rFonts w:ascii="Arial" w:cs="Arial" w:eastAsia="Arial" w:hAnsi="Arial"/>
+                <w:b/>
+                <w:bCs/>
+                <w:i w:val="false"/>
+                <w:iCs w:val="false"/>
+                <w:color w:val="000000"/>
+                <w:sz w:val="20"/>
+                <w:szCs w:val="20"/>
+              </w:rPr>
+              <w:t xml:space="preserve">Vocabulary: </w:t>
+            </w:r>
+            <w:r>
+              <w:rPr>
+                <w:rFonts w:ascii="Arial" w:cs="Arial" w:eastAsia="Arial" w:hAnsi="Arial"/>
+                <w:b w:val="false"/>
+                <w:bCs w:val="false"/>
+                <w:i w:val="false"/>
+                <w:iCs w:val="false"/>
+                <w:color w:val="000000"/>
+                <w:sz w:val="20"/>
+                <w:szCs w:val="20"/>
+              </w:rPr>
+              <w:t xml:space="preserve">Minutes 0-5, Sprint Standup, Minutes 5-50, Focused Coding, Minutes 50-55, Wrap-up</w:t>
+            </w:r>
+            <w:r>
+              <w:rPr>
+                <w:rFonts w:ascii="Arial" w:cs="Arial" w:eastAsia="Arial" w:hAnsi="Arial"/>
+                <w:sz w:val="20"/>
+                <w:szCs w:val="20"/>
+              </w:rPr>
+              <w:br/>
+              <w:t xml:space="preserve"/>
+            </w:r>
+            <w:r>
+              <w:rPr>
+                <w:rFonts w:ascii="Arial" w:cs="Arial" w:eastAsia="Arial" w:hAnsi="Arial"/>
+                <w:sz w:val="20"/>
+                <w:szCs w:val="20"/>
+              </w:rPr>
+              <w:br/>
+              <w:t xml:space="preserve"/>
+            </w:r>
+            <w:r>
+              <w:rPr>
+                <w:rFonts w:ascii="Arial" w:cs="Arial" w:eastAsia="Arial" w:hAnsi="Arial"/>
                 <w:b/>
                 <w:bCs/>
                 <w:i/>
@@ -561,7 +931,7 @@
                 <w:sz w:val="20"/>
                 <w:szCs w:val="20"/>
               </w:rPr>
-              <w:t xml:space="preserve">15–20 min</w:t>
+              <w:t xml:space="preserve">15 min</w:t>
             </w:r>
           </w:p>
         </w:tc>
@@ -596,7 +966,16 @@
                 <w:sz w:val="22"/>
                 <w:szCs w:val="22"/>
               </w:rPr>
-              <w:t xml:space="preserve">Independent Practice / Code Along</w:t>
+              <w:t xml:space="preserve">Guided Practice</w:t>
+            </w:r>
+            <w:r>
+              <w:rPr>
+                <w:rFonts w:ascii="Arial" w:cs="Arial" w:eastAsia="Arial" w:hAnsi="Arial"/>
+                <w:sz w:val="20"/>
+                <w:szCs w:val="20"/>
+              </w:rPr>
+              <w:br/>
+              <w:t xml:space="preserve"/>
             </w:r>
             <w:r>
               <w:rPr>
@@ -618,7 +997,11 @@
                 <w:sz w:val="20"/>
                 <w:szCs w:val="20"/>
               </w:rPr>
-              <w:t xml:space="preserve">    Work through problems from the day's exercise set.</w:t>
+              <w:t xml:space="preserve">- [ ] Picked one core feature to build
+- [ ] Feature coded end-to-end
+- [ ] Feature tested and working
+- [ ] Code committed/saved
+- [ ] Added basic error handling if applicable</w:t>
             </w:r>
             <w:r>
               <w:rPr>
@@ -649,7 +1032,7 @@
                 <w:sz w:val="20"/>
                 <w:szCs w:val="20"/>
               </w:rPr>
-              <w:t xml:space="preserve">→ Teacher circulates — offer hints, check for understanding.</w:t>
+              <w:t xml:space="preserve">→ Teacher models — students try alongside, then compare results.</w:t>
             </w:r>
           </w:p>
         </w:tc>
@@ -680,7 +1063,7 @@
                 <w:sz w:val="20"/>
                 <w:szCs w:val="20"/>
               </w:rPr>
-              <w:t xml:space="preserve">5 min</w:t>
+              <w:t xml:space="preserve">15–20 min</w:t>
             </w:r>
           </w:p>
         </w:tc>
@@ -715,16 +1098,7 @@
                 <w:sz w:val="22"/>
                 <w:szCs w:val="22"/>
               </w:rPr>
-              <w:t xml:space="preserve">Exit Ticket / Wrap-Up</w:t>
-            </w:r>
-            <w:r>
-              <w:rPr>
-                <w:rFonts w:ascii="Arial" w:cs="Arial" w:eastAsia="Arial" w:hAnsi="Arial"/>
-                <w:sz w:val="20"/>
-                <w:szCs w:val="20"/>
-              </w:rPr>
-              <w:br/>
-              <w:t xml:space="preserve"/>
+              <w:t xml:space="preserve">Independent Practice / Code Along</w:t>
             </w:r>
             <w:r>
               <w:rPr>
@@ -746,7 +1120,29 @@
                 <w:sz w:val="20"/>
                 <w:szCs w:val="20"/>
               </w:rPr>
-              <w:t xml:space="preserve">Name one new thing you learned about Sprint 1 – Building Core Features (Part 1) today and one question you still have.</w:t>
+              <w:t xml:space="preserve">    Students work independently on their projects, following the checklist.</w:t>
+            </w:r>
+            <w:r>
+              <w:rPr>
+                <w:rFonts w:ascii="Arial" w:cs="Arial" w:eastAsia="Arial" w:hAnsi="Arial"/>
+                <w:sz w:val="20"/>
+                <w:szCs w:val="20"/>
+              </w:rPr>
+              <w:br/>
+              <w:t xml:space="preserve"/>
+            </w:r>
+            <w:r>
+              <w:rPr>
+                <w:rFonts w:ascii="Arial" w:cs="Arial" w:eastAsia="Arial" w:hAnsi="Arial"/>
+                <w:b w:val="false"/>
+                <w:bCs w:val="false"/>
+                <w:i w:val="false"/>
+                <w:iCs w:val="false"/>
+                <w:color w:val="000000"/>
+                <w:sz w:val="20"/>
+                <w:szCs w:val="20"/>
+              </w:rPr>
+              <w:t xml:space="preserve">    Check in with each student to review progress and unblock issues.</w:t>
             </w:r>
             <w:r>
               <w:rPr>
@@ -777,6 +1173,134 @@
                 <w:sz w:val="20"/>
                 <w:szCs w:val="20"/>
               </w:rPr>
+              <w:t xml:space="preserve">→ Teacher circulates — offer hints, check for understanding.</w:t>
+            </w:r>
+          </w:p>
+        </w:tc>
+      </w:tr>
+      <w:tr>
+        <w:tc>
+          <w:tcPr>
+            <w:tcW w:type="dxa" w:w="1800"/>
+            <w:tcBorders>
+              <w:top w:val="single" w:color="CCCCCC" w:sz="1"/>
+              <w:left w:val="single" w:color="CCCCCC" w:sz="1"/>
+              <w:bottom w:val="single" w:color="CCCCCC" w:sz="1"/>
+              <w:right w:val="single" w:color="CCCCCC" w:sz="1"/>
+            </w:tcBorders>
+            <w:tcMar>
+              <w:top w:type="dxa" w:w="80"/>
+              <w:left w:type="dxa" w:w="120"/>
+              <w:bottom w:type="dxa" w:w="80"/>
+              <w:right w:type="dxa" w:w="120"/>
+            </w:tcMar>
+          </w:tcPr>
+          <w:p>
+            <w:r>
+              <w:rPr>
+                <w:rFonts w:ascii="Arial" w:cs="Arial" w:eastAsia="Arial" w:hAnsi="Arial"/>
+                <w:b/>
+                <w:bCs/>
+                <w:sz w:val="20"/>
+                <w:szCs w:val="20"/>
+              </w:rPr>
+              <w:t xml:space="preserve">5 min</w:t>
+            </w:r>
+          </w:p>
+        </w:tc>
+        <w:tc>
+          <w:tcPr>
+            <w:tcW w:type="dxa" w:w="7560"/>
+            <w:tcBorders>
+              <w:top w:val="single" w:color="CCCCCC" w:sz="1"/>
+              <w:left w:val="single" w:color="CCCCCC" w:sz="1"/>
+              <w:bottom w:val="single" w:color="CCCCCC" w:sz="1"/>
+              <w:right w:val="single" w:color="CCCCCC" w:sz="1"/>
+            </w:tcBorders>
+            <w:tcMar>
+              <w:top w:type="dxa" w:w="80"/>
+              <w:left w:type="dxa" w:w="120"/>
+              <w:bottom w:type="dxa" w:w="80"/>
+              <w:right w:type="dxa" w:w="120"/>
+            </w:tcMar>
+          </w:tcPr>
+          <w:p>
+            <w:pPr>
+              <w:spacing w:after="80" w:before="80"/>
+            </w:pPr>
+            <w:r>
+              <w:rPr>
+                <w:rFonts w:ascii="Arial" w:cs="Arial" w:eastAsia="Arial" w:hAnsi="Arial"/>
+                <w:b/>
+                <w:bCs/>
+                <w:i w:val="false"/>
+                <w:iCs w:val="false"/>
+                <w:color w:val="000000"/>
+                <w:sz w:val="22"/>
+                <w:szCs w:val="22"/>
+              </w:rPr>
+              <w:t xml:space="preserve">Exit Ticket / Wrap-Up</w:t>
+            </w:r>
+            <w:r>
+              <w:rPr>
+                <w:rFonts w:ascii="Arial" w:cs="Arial" w:eastAsia="Arial" w:hAnsi="Arial"/>
+                <w:sz w:val="20"/>
+                <w:szCs w:val="20"/>
+              </w:rPr>
+              <w:br/>
+              <w:t xml:space="preserve"/>
+            </w:r>
+            <w:r>
+              <w:rPr>
+                <w:rFonts w:ascii="Arial" w:cs="Arial" w:eastAsia="Arial" w:hAnsi="Arial"/>
+                <w:sz w:val="20"/>
+                <w:szCs w:val="20"/>
+              </w:rPr>
+              <w:br/>
+              <w:t xml:space="preserve"/>
+            </w:r>
+            <w:r>
+              <w:rPr>
+                <w:rFonts w:ascii="Arial" w:cs="Arial" w:eastAsia="Arial" w:hAnsi="Arial"/>
+                <w:b w:val="false"/>
+                <w:bCs w:val="false"/>
+                <w:i w:val="false"/>
+                <w:iCs w:val="false"/>
+                <w:color w:val="000000"/>
+                <w:sz w:val="20"/>
+                <w:szCs w:val="20"/>
+              </w:rPr>
+              <w:t xml:space="preserve">Name one new thing you learned about Sprint 1 – Building Core Features (Part 1) today and one question you still have.</w:t>
+            </w:r>
+            <w:r>
+              <w:rPr>
+                <w:rFonts w:ascii="Arial" w:cs="Arial" w:eastAsia="Arial" w:hAnsi="Arial"/>
+                <w:sz w:val="20"/>
+                <w:szCs w:val="20"/>
+              </w:rPr>
+              <w:br/>
+              <w:t xml:space="preserve"/>
+            </w:r>
+            <w:r>
+              <w:rPr>
+                <w:rFonts w:ascii="Arial" w:cs="Arial" w:eastAsia="Arial" w:hAnsi="Arial"/>
+                <w:sz w:val="20"/>
+                <w:szCs w:val="20"/>
+              </w:rPr>
+              <w:br/>
+              <w:t xml:space="preserve"/>
+            </w:r>
+            <w:r>
+              <w:rPr>
+                <w:rFonts w:ascii="Arial" w:cs="Arial" w:eastAsia="Arial" w:hAnsi="Arial"/>
+                <w:b w:val="false"/>
+                <w:bCs w:val="false"/>
+                <w:i/>
+                <w:iCs/>
+                <w:color w:val="555555"/>
+                <w:sz w:val="20"/>
+                <w:szCs w:val="20"/>
+              </w:rPr>
               <w:t xml:space="preserve">→ 3–2–1: Name 3 things learned, 2 new vocab words, 1 question you still have.</w:t>
             </w:r>
           </w:p>
@@ -786,6 +1310,646 @@
     <w:p>
       <w:pPr>
         <w:spacing w:after="200"/>
+      </w:pPr>
+    </w:p>
+    <w:p>
+      <w:pPr>
+        <w:pBdr>
+          <w:bottom w:val="single" w:color="1B7A4A" w:sz="4" w:space="4"/>
+        </w:pBdr>
+        <w:spacing w:after="100" w:before="120"/>
+      </w:pPr>
+      <w:r>
+        <w:rPr>
+          <w:rFonts w:ascii="Arial" w:cs="Arial" w:eastAsia="Arial" w:hAnsi="Arial"/>
+          <w:b/>
+          <w:bCs/>
+          <w:color w:val="1B7A4A"/>
+          <w:sz w:val="24"/>
+          <w:szCs w:val="24"/>
+        </w:rPr>
+        <w:t xml:space="preserve">Key Concepts</w:t>
+      </w:r>
+    </w:p>
+    <w:p>
+      <w:pPr>
+        <w:spacing w:after="60"/>
+      </w:pPr>
+      <w:r>
+        <w:rPr>
+          <w:rFonts w:ascii="Arial" w:cs="Arial" w:eastAsia="Arial" w:hAnsi="Arial"/>
+          <w:sz w:val="20"/>
+          <w:szCs w:val="20"/>
+        </w:rPr>
+        <w:t xml:space="preserve">Now that your structure is in place, start building real features. Pick the simplest core feature and complete it end-to-end: write the function, test it, and make sure it works. It's better to have 2 finished features than 5 half-finished ones.</w:t>
+      </w:r>
+    </w:p>
+    <w:p>
+      <w:pPr>
+        <w:spacing w:after="60"/>
+      </w:pPr>
+      <w:r>
+        <w:rPr>
+          <w:rFonts w:ascii="Arial" w:cs="Arial" w:eastAsia="Arial" w:hAnsi="Arial"/>
+          <w:sz w:val="20"/>
+          <w:szCs w:val="20"/>
+        </w:rPr>
+        <w:t xml:space="preserve">Minutes 0-5: Sprint Standup</w:t>
+      </w:r>
+    </w:p>
+    <w:p>
+      <w:pPr>
+        <w:spacing w:after="60"/>
+        <w:ind w:left="360"/>
+      </w:pPr>
+      <w:r>
+        <w:rPr>
+          <w:rFonts w:ascii="Arial" w:cs="Arial" w:eastAsia="Arial" w:hAnsi="Arial"/>
+          <w:sz w:val="20"/>
+          <w:szCs w:val="20"/>
+        </w:rPr>
+        <w:t xml:space="preserve">• </w:t>
+      </w:r>
+      <w:r>
+        <w:rPr>
+          <w:rFonts w:ascii="Arial" w:cs="Arial" w:eastAsia="Arial" w:hAnsi="Arial"/>
+          <w:sz w:val="20"/>
+          <w:szCs w:val="20"/>
+        </w:rPr>
+        <w:t xml:space="preserve">Teacher: which features are good to code first? (typically: data setup, basic CRUD, file I/O)</w:t>
+      </w:r>
+    </w:p>
+    <w:p>
+      <w:pPr>
+        <w:spacing w:after="60"/>
+        <w:ind w:left="360"/>
+      </w:pPr>
+      <w:r>
+        <w:rPr>
+          <w:rFonts w:ascii="Arial" w:cs="Arial" w:eastAsia="Arial" w:hAnsi="Arial"/>
+          <w:sz w:val="20"/>
+          <w:szCs w:val="20"/>
+        </w:rPr>
+        <w:t xml:space="preserve">• </w:t>
+      </w:r>
+      <w:r>
+        <w:rPr>
+          <w:rFonts w:ascii="Arial" w:cs="Arial" w:eastAsia="Arial" w:hAnsi="Arial"/>
+          <w:sz w:val="20"/>
+          <w:szCs w:val="20"/>
+        </w:rPr>
+        <w:t xml:space="preserve">Students: identify 1–2 features for today's focus</w:t>
+      </w:r>
+    </w:p>
+    <w:p>
+      <w:pPr>
+        <w:spacing w:after="60"/>
+      </w:pPr>
+      <w:r>
+        <w:rPr>
+          <w:rFonts w:ascii="Arial" w:cs="Arial" w:eastAsia="Arial" w:hAnsi="Arial"/>
+          <w:sz w:val="20"/>
+          <w:szCs w:val="20"/>
+        </w:rPr>
+        <w:t xml:space="preserve">Minutes 5-50: Focused Coding</w:t>
+      </w:r>
+    </w:p>
+    <w:p>
+      <w:pPr>
+        <w:spacing w:after="60"/>
+        <w:ind w:left="360"/>
+      </w:pPr>
+      <w:r>
+        <w:rPr>
+          <w:rFonts w:ascii="Arial" w:cs="Arial" w:eastAsia="Arial" w:hAnsi="Arial"/>
+          <w:sz w:val="20"/>
+          <w:szCs w:val="20"/>
+        </w:rPr>
+        <w:t xml:space="preserve">• </w:t>
+      </w:r>
+      <w:r>
+        <w:rPr>
+          <w:rFonts w:ascii="Arial" w:cs="Arial" w:eastAsia="Arial" w:hAnsi="Arial"/>
+          <w:sz w:val="20"/>
+          <w:szCs w:val="20"/>
+        </w:rPr>
+        <w:t xml:space="preserve">Pick ONE feature from your plan (e.g., "add student" or "load data from CSV")</w:t>
+      </w:r>
+    </w:p>
+    <w:p>
+      <w:pPr>
+        <w:spacing w:after="60"/>
+        <w:ind w:left="360"/>
+      </w:pPr>
+      <w:r>
+        <w:rPr>
+          <w:rFonts w:ascii="Arial" w:cs="Arial" w:eastAsia="Arial" w:hAnsi="Arial"/>
+          <w:sz w:val="20"/>
+          <w:szCs w:val="20"/>
+        </w:rPr>
+        <w:t xml:space="preserve">• </w:t>
+      </w:r>
+      <w:r>
+        <w:rPr>
+          <w:rFonts w:ascii="Arial" w:cs="Arial" w:eastAsia="Arial" w:hAnsi="Arial"/>
+          <w:sz w:val="20"/>
+          <w:szCs w:val="20"/>
+        </w:rPr>
+        <w:t xml:space="preserve">Write code from start to finish: function implementation, basic error handling, test it</w:t>
+      </w:r>
+    </w:p>
+    <w:p>
+      <w:pPr>
+        <w:spacing w:after="60"/>
+        <w:ind w:left="360"/>
+      </w:pPr>
+      <w:r>
+        <w:rPr>
+          <w:rFonts w:ascii="Arial" w:cs="Arial" w:eastAsia="Arial" w:hAnsi="Arial"/>
+          <w:sz w:val="20"/>
+          <w:szCs w:val="20"/>
+        </w:rPr>
+        <w:t xml:space="preserve">• </w:t>
+      </w:r>
+      <w:r>
+        <w:rPr>
+          <w:rFonts w:ascii="Arial" w:cs="Arial" w:eastAsia="Arial" w:hAnsi="Arial"/>
+          <w:sz w:val="20"/>
+          <w:szCs w:val="20"/>
+        </w:rPr>
+        <w:t xml:space="preserve">Run frequently to catch bugs early</w:t>
+      </w:r>
+    </w:p>
+    <w:p>
+      <w:pPr>
+        <w:spacing w:after="60"/>
+        <w:ind w:left="360"/>
+      </w:pPr>
+      <w:r>
+        <w:rPr>
+          <w:rFonts w:ascii="Arial" w:cs="Arial" w:eastAsia="Arial" w:hAnsi="Arial"/>
+          <w:sz w:val="20"/>
+          <w:szCs w:val="20"/>
+        </w:rPr>
+        <w:t xml:space="preserve">• </w:t>
+      </w:r>
+      <w:r>
+        <w:rPr>
+          <w:rFonts w:ascii="Arial" w:cs="Arial" w:eastAsia="Arial" w:hAnsi="Arial"/>
+          <w:sz w:val="20"/>
+          <w:szCs w:val="20"/>
+        </w:rPr>
+        <w:t xml:space="preserve">If stuck for more than 10 minutes, ask teacher or classmate</w:t>
+      </w:r>
+    </w:p>
+    <w:p>
+      <w:pPr>
+        <w:spacing w:after="60"/>
+      </w:pPr>
+      <w:r>
+        <w:rPr>
+          <w:rFonts w:ascii="Arial" w:cs="Arial" w:eastAsia="Arial" w:hAnsi="Arial"/>
+          <w:sz w:val="20"/>
+          <w:szCs w:val="20"/>
+        </w:rPr>
+        <w:t xml:space="preserve">Minutes 50-55: Wrap-up</w:t>
+      </w:r>
+    </w:p>
+    <w:p>
+      <w:pPr>
+        <w:spacing w:after="60"/>
+        <w:ind w:left="360"/>
+      </w:pPr>
+      <w:r>
+        <w:rPr>
+          <w:rFonts w:ascii="Arial" w:cs="Arial" w:eastAsia="Arial" w:hAnsi="Arial"/>
+          <w:sz w:val="20"/>
+          <w:szCs w:val="20"/>
+        </w:rPr>
+        <w:t xml:space="preserve">• </w:t>
+      </w:r>
+      <w:r>
+        <w:rPr>
+          <w:rFonts w:ascii="Arial" w:cs="Arial" w:eastAsia="Arial" w:hAnsi="Arial"/>
+          <w:sz w:val="20"/>
+          <w:szCs w:val="20"/>
+        </w:rPr>
+        <w:t xml:space="preserve">Test your feature one more time</w:t>
+      </w:r>
+    </w:p>
+    <w:p>
+      <w:pPr>
+        <w:spacing w:after="60"/>
+        <w:ind w:left="360"/>
+      </w:pPr>
+      <w:r>
+        <w:rPr>
+          <w:rFonts w:ascii="Arial" w:cs="Arial" w:eastAsia="Arial" w:hAnsi="Arial"/>
+          <w:sz w:val="20"/>
+          <w:szCs w:val="20"/>
+        </w:rPr>
+        <w:t xml:space="preserve">• </w:t>
+      </w:r>
+      <w:r>
+        <w:rPr>
+          <w:rFonts w:ascii="Arial" w:cs="Arial" w:eastAsia="Arial" w:hAnsi="Arial"/>
+          <w:sz w:val="20"/>
+          <w:szCs w:val="20"/>
+        </w:rPr>
+        <w:t xml:space="preserve">Commit/save work</w:t>
+      </w:r>
+    </w:p>
+    <w:p>
+      <w:pPr>
+        <w:spacing w:after="60"/>
+        <w:ind w:left="360"/>
+      </w:pPr>
+      <w:r>
+        <w:rPr>
+          <w:rFonts w:ascii="Arial" w:cs="Arial" w:eastAsia="Arial" w:hAnsi="Arial"/>
+          <w:sz w:val="20"/>
+          <w:szCs w:val="20"/>
+        </w:rPr>
+        <w:t xml:space="preserve">• </w:t>
+      </w:r>
+      <w:r>
+        <w:rPr>
+          <w:rFonts w:ascii="Arial" w:cs="Arial" w:eastAsia="Arial" w:hAnsi="Arial"/>
+          <w:sz w:val="20"/>
+          <w:szCs w:val="20"/>
+        </w:rPr>
+        <w:t xml:space="preserve">Update progress tracker with what you completed</w:t>
+      </w:r>
+    </w:p>
+    <w:p>
+      <w:pPr>
+        <w:spacing w:after="60"/>
+      </w:pPr>
+      <w:r>
+        <w:rPr>
+          <w:rFonts w:ascii="Arial" w:cs="Arial" w:eastAsia="Arial" w:hAnsi="Arial"/>
+          <w:sz w:val="20"/>
+          <w:szCs w:val="20"/>
+        </w:rPr>
+        <w:t xml:space="preserve">Data Analyzer: Load data from file (CSV/JSON)</w:t>
+      </w:r>
+    </w:p>
+    <w:p>
+      <w:pPr>
+        <w:spacing w:after="60"/>
+      </w:pPr>
+      <w:r>
+        <w:rPr>
+          <w:rFonts w:ascii="Arial" w:cs="Arial" w:eastAsia="Arial" w:hAnsi="Arial"/>
+          <w:sz w:val="20"/>
+          <w:szCs w:val="20"/>
+        </w:rPr>
+        <w:t xml:space="preserve">API App: Fetch data from API, parse JSON response</w:t>
+      </w:r>
+    </w:p>
+    <w:p>
+      <w:pPr>
+        <w:spacing w:after="60"/>
+      </w:pPr>
+      <w:r>
+        <w:rPr>
+          <w:rFonts w:ascii="Arial" w:cs="Arial" w:eastAsia="Arial" w:hAnsi="Arial"/>
+          <w:sz w:val="20"/>
+          <w:szCs w:val="20"/>
+        </w:rPr>
+        <w:t xml:space="preserve">Student System: Add student, save to JSON, load from JSON</w:t>
+      </w:r>
+    </w:p>
+    <w:p>
+      <w:pPr>
+        <w:spacing w:after="60"/>
+      </w:pPr>
+      <w:r>
+        <w:rPr>
+          <w:rFonts w:ascii="Arial" w:cs="Arial" w:eastAsia="Arial" w:hAnsi="Arial"/>
+          <w:sz w:val="20"/>
+          <w:szCs w:val="20"/>
+        </w:rPr>
+        <w:t xml:space="preserve">Algorithm Visualizer: Implement one sorting algorithm, test with small array</w:t>
+      </w:r>
+    </w:p>
+    <w:p>
+      <w:pPr>
+        <w:spacing w:after="60"/>
+      </w:pPr>
+      <w:r>
+        <w:rPr>
+          <w:rFonts w:ascii="Arial" w:cs="Arial" w:eastAsia="Arial" w:hAnsi="Arial"/>
+          <w:sz w:val="20"/>
+          <w:szCs w:val="20"/>
+        </w:rPr>
+        <w:t xml:space="preserve">Custom: Your simplest core feature</w:t>
+      </w:r>
+    </w:p>
+    <w:p>
+      <w:pPr>
+        <w:spacing w:after="60"/>
+      </w:pPr>
+      <w:r>
+        <w:rPr>
+          <w:rFonts w:ascii="Arial" w:cs="Arial" w:eastAsia="Arial" w:hAnsi="Arial"/>
+          <w:sz w:val="20"/>
+          <w:szCs w:val="20"/>
+        </w:rPr>
+        <w:t xml:space="preserve">1. Write a stub — empty function with docstring</w:t>
+      </w:r>
+    </w:p>
+    <w:p>
+      <w:pPr>
+        <w:spacing w:after="60"/>
+      </w:pPr>
+      <w:r>
+        <w:rPr>
+          <w:rFonts w:ascii="Arial" w:cs="Arial" w:eastAsia="Arial" w:hAnsi="Arial"/>
+          <w:sz w:val="20"/>
+          <w:szCs w:val="20"/>
+        </w:rPr>
+        <w:t xml:space="preserve">2. Write pseudocode — comment out the steps</w:t>
+      </w:r>
+    </w:p>
+    <w:p>
+      <w:pPr>
+        <w:spacing w:after="60"/>
+      </w:pPr>
+      <w:r>
+        <w:rPr>
+          <w:rFonts w:ascii="Arial" w:cs="Arial" w:eastAsia="Arial" w:hAnsi="Arial"/>
+          <w:sz w:val="20"/>
+          <w:szCs w:val="20"/>
+        </w:rPr>
+        <w:t xml:space="preserve">3. Implement line by line — fill in real code</w:t>
+      </w:r>
+    </w:p>
+    <w:p>
+      <w:pPr>
+        <w:spacing w:after="60"/>
+      </w:pPr>
+      <w:r>
+        <w:rPr>
+          <w:rFonts w:ascii="Arial" w:cs="Arial" w:eastAsia="Arial" w:hAnsi="Arial"/>
+          <w:sz w:val="20"/>
+          <w:szCs w:val="20"/>
+        </w:rPr>
+        <w:t xml:space="preserve">4. Test immediately — print intermediate values, verify logic</w:t>
+      </w:r>
+    </w:p>
+    <w:p>
+      <w:pPr>
+        <w:spacing w:after="60"/>
+      </w:pPr>
+      <w:r>
+        <w:rPr>
+          <w:rFonts w:ascii="Arial" w:cs="Arial" w:eastAsia="Arial" w:hAnsi="Arial"/>
+          <w:sz w:val="20"/>
+          <w:szCs w:val="20"/>
+        </w:rPr>
+        <w:t xml:space="preserve">5. Handle errors — try/except for likely problems</w:t>
+      </w:r>
+    </w:p>
+    <w:p>
+      <w:pPr>
+        <w:spacing w:after="60"/>
+      </w:pPr>
+      <w:r>
+        <w:rPr>
+          <w:rFonts w:ascii="Arial" w:cs="Arial" w:eastAsia="Arial" w:hAnsi="Arial"/>
+          <w:sz w:val="20"/>
+          <w:szCs w:val="20"/>
+        </w:rPr>
+        <w:t xml:space="preserve">6. Clean up — remove debug prints, check variable names</w:t>
+      </w:r>
+    </w:p>
+    <w:p>
+      <w:pPr>
+        <w:spacing w:after="60"/>
+      </w:pPr>
+      <w:r>
+        <w:rPr>
+          <w:rFonts w:ascii="Arial" w:cs="Arial" w:eastAsia="Arial" w:hAnsi="Arial"/>
+          <w:sz w:val="20"/>
+          <w:szCs w:val="20"/>
+        </w:rPr>
+        <w:t xml:space="preserve">7. Move to next feature — never spend entire day polishing one thing</w:t>
+      </w:r>
+    </w:p>
+    <w:p>
+      <w:pPr>
+        <w:spacing w:after="60"/>
+      </w:pPr>
+      <w:r>
+        <w:rPr>
+          <w:rFonts w:ascii="Arial" w:cs="Arial" w:eastAsia="Arial" w:hAnsi="Arial"/>
+          <w:sz w:val="20"/>
+          <w:szCs w:val="20"/>
+        </w:rPr>
+        <w:t xml:space="preserve">Pitfall: "I'll come back to error handling later"</w:t>
+      </w:r>
+    </w:p>
+    <w:p>
+      <w:pPr>
+        <w:spacing w:after="60"/>
+        <w:ind w:left="360"/>
+      </w:pPr>
+      <w:r>
+        <w:rPr>
+          <w:rFonts w:ascii="Arial" w:cs="Arial" w:eastAsia="Arial" w:hAnsi="Arial"/>
+          <w:sz w:val="20"/>
+          <w:szCs w:val="20"/>
+        </w:rPr>
+        <w:t xml:space="preserve">• </w:t>
+      </w:r>
+      <w:r>
+        <w:rPr>
+          <w:rFonts w:ascii="Arial" w:cs="Arial" w:eastAsia="Arial" w:hAnsi="Arial"/>
+          <w:sz w:val="20"/>
+          <w:szCs w:val="20"/>
+        </w:rPr>
+        <w:t xml:space="preserve">Reality: you won't, and bugs will hide in edge cases</w:t>
+      </w:r>
+    </w:p>
+    <w:p>
+      <w:pPr>
+        <w:spacing w:after="60"/>
+        <w:ind w:left="360"/>
+      </w:pPr>
+      <w:r>
+        <w:rPr>
+          <w:rFonts w:ascii="Arial" w:cs="Arial" w:eastAsia="Arial" w:hAnsi="Arial"/>
+          <w:sz w:val="20"/>
+          <w:szCs w:val="20"/>
+        </w:rPr>
+        <w:t xml:space="preserve">• </w:t>
+      </w:r>
+      <w:r>
+        <w:rPr>
+          <w:rFonts w:ascii="Arial" w:cs="Arial" w:eastAsia="Arial" w:hAnsi="Arial"/>
+          <w:sz w:val="20"/>
+          <w:szCs w:val="20"/>
+        </w:rPr>
+        <w:t xml:space="preserve">Instead: add try/except as you code</w:t>
+      </w:r>
+    </w:p>
+    <w:p>
+      <w:pPr>
+        <w:spacing w:after="60"/>
+      </w:pPr>
+      <w:r>
+        <w:rPr>
+          <w:rFonts w:ascii="Arial" w:cs="Arial" w:eastAsia="Arial" w:hAnsi="Arial"/>
+          <w:sz w:val="20"/>
+          <w:szCs w:val="20"/>
+        </w:rPr>
+        <w:t xml:space="preserve">Pitfall: "I'll test my whole app when it's done"</w:t>
+      </w:r>
+    </w:p>
+    <w:p>
+      <w:pPr>
+        <w:spacing w:after="60"/>
+        <w:ind w:left="360"/>
+      </w:pPr>
+      <w:r>
+        <w:rPr>
+          <w:rFonts w:ascii="Arial" w:cs="Arial" w:eastAsia="Arial" w:hAnsi="Arial"/>
+          <w:sz w:val="20"/>
+          <w:szCs w:val="20"/>
+        </w:rPr>
+        <w:t xml:space="preserve">• </w:t>
+      </w:r>
+      <w:r>
+        <w:rPr>
+          <w:rFonts w:ascii="Arial" w:cs="Arial" w:eastAsia="Arial" w:hAnsi="Arial"/>
+          <w:sz w:val="20"/>
+          <w:szCs w:val="20"/>
+        </w:rPr>
+        <w:t xml:space="preserve">Reality: finding bugs after building 5 features is slow</w:t>
+      </w:r>
+    </w:p>
+    <w:p>
+      <w:pPr>
+        <w:spacing w:after="60"/>
+        <w:ind w:left="360"/>
+      </w:pPr>
+      <w:r>
+        <w:rPr>
+          <w:rFonts w:ascii="Arial" w:cs="Arial" w:eastAsia="Arial" w:hAnsi="Arial"/>
+          <w:sz w:val="20"/>
+          <w:szCs w:val="20"/>
+        </w:rPr>
+        <w:t xml:space="preserve">• </w:t>
+      </w:r>
+      <w:r>
+        <w:rPr>
+          <w:rFonts w:ascii="Arial" w:cs="Arial" w:eastAsia="Arial" w:hAnsi="Arial"/>
+          <w:sz w:val="20"/>
+          <w:szCs w:val="20"/>
+        </w:rPr>
+        <w:t xml:space="preserve">Instead: test each feature immediately after writing it</w:t>
+      </w:r>
+    </w:p>
+    <w:p>
+      <w:pPr>
+        <w:spacing w:after="60"/>
+      </w:pPr>
+      <w:r>
+        <w:rPr>
+          <w:rFonts w:ascii="Arial" w:cs="Arial" w:eastAsia="Arial" w:hAnsi="Arial"/>
+          <w:sz w:val="20"/>
+          <w:szCs w:val="20"/>
+        </w:rPr>
+        <w:t xml:space="preserve">Pitfall: "My code is messy but it works"</w:t>
+      </w:r>
+    </w:p>
+    <w:p>
+      <w:pPr>
+        <w:spacing w:after="60"/>
+        <w:ind w:left="360"/>
+      </w:pPr>
+      <w:r>
+        <w:rPr>
+          <w:rFonts w:ascii="Arial" w:cs="Arial" w:eastAsia="Arial" w:hAnsi="Arial"/>
+          <w:sz w:val="20"/>
+          <w:szCs w:val="20"/>
+        </w:rPr>
+        <w:t xml:space="preserve">• </w:t>
+      </w:r>
+      <w:r>
+        <w:rPr>
+          <w:rFonts w:ascii="Arial" w:cs="Arial" w:eastAsia="Arial" w:hAnsi="Arial"/>
+          <w:sz w:val="20"/>
+          <w:szCs w:val="20"/>
+        </w:rPr>
+        <w:t xml:space="preserve">Reality: you'll waste 2 hours debugging next week because you can't read it</w:t>
+      </w:r>
+    </w:p>
+    <w:p>
+      <w:pPr>
+        <w:spacing w:after="60"/>
+        <w:ind w:left="360"/>
+      </w:pPr>
+      <w:r>
+        <w:rPr>
+          <w:rFonts w:ascii="Arial" w:cs="Arial" w:eastAsia="Arial" w:hAnsi="Arial"/>
+          <w:sz w:val="20"/>
+          <w:szCs w:val="20"/>
+        </w:rPr>
+        <w:t xml:space="preserve">• </w:t>
+      </w:r>
+      <w:r>
+        <w:rPr>
+          <w:rFonts w:ascii="Arial" w:cs="Arial" w:eastAsia="Arial" w:hAnsi="Arial"/>
+          <w:sz w:val="20"/>
+          <w:szCs w:val="20"/>
+        </w:rPr>
+        <w:t xml:space="preserve">Instead: use clear variable names and add comments now</w:t>
+      </w:r>
+    </w:p>
+    <w:p>
+      <w:pPr>
+        <w:spacing w:after="60"/>
+      </w:pPr>
+      <w:r>
+        <w:rPr>
+          <w:rFonts w:ascii="Arial" w:cs="Arial" w:eastAsia="Arial" w:hAnsi="Arial"/>
+          <w:sz w:val="20"/>
+          <w:szCs w:val="20"/>
+        </w:rPr>
+        <w:t xml:space="preserve">Use print statements:</w:t>
+      </w:r>
+    </w:p>
+    <w:p>
+      <w:pPr>
+        <w:spacing w:after="60"/>
+      </w:pPr>
+      <w:r>
+        <w:rPr>
+          <w:rFonts w:ascii="Arial" w:cs="Arial" w:eastAsia="Arial" w:hAnsi="Arial"/>
+          <w:sz w:val="20"/>
+          <w:szCs w:val="20"/>
+        </w:rPr>
+        <w:t xml:space="preserve">Test in isolation:</w:t>
+      </w:r>
+    </w:p>
+    <w:p>
+      <w:pPr>
+        <w:spacing w:after="60"/>
+      </w:pPr>
+      <w:r>
+        <w:rPr>
+          <w:rFonts w:ascii="Arial" w:cs="Arial" w:eastAsia="Arial" w:hAnsi="Arial"/>
+          <w:sz w:val="20"/>
+          <w:szCs w:val="20"/>
+        </w:rPr>
+        <w:t xml:space="preserve">Use Python debugger (optional):</w:t>
+      </w:r>
+    </w:p>
+    <w:p>
+      <w:pPr>
+        <w:spacing w:after="160"/>
       </w:pPr>
     </w:p>
     <w:p>
@@ -1084,6 +2248,95 @@
     <w:p>
       <w:pPr>
         <w:spacing w:after="120"/>
+      </w:pPr>
+    </w:p>
+    <w:p>
+      <w:pPr>
+        <w:pBdr>
+          <w:bottom w:val="single" w:color="1B7A4A" w:sz="4" w:space="4"/>
+        </w:pBdr>
+        <w:spacing w:after="100" w:before="120"/>
+      </w:pPr>
+      <w:r>
+        <w:rPr>
+          <w:rFonts w:ascii="Arial" w:cs="Arial" w:eastAsia="Arial" w:hAnsi="Arial"/>
+          <w:b/>
+          <w:bCs/>
+          <w:color w:val="1B7A4A"/>
+          <w:sz w:val="24"/>
+          <w:szCs w:val="24"/>
+        </w:rPr>
+        <w:t xml:space="preserve">Guided Practice</w:t>
+      </w:r>
+    </w:p>
+    <w:p>
+      <w:pPr>
+        <w:spacing w:after="60"/>
+      </w:pPr>
+      <w:r>
+        <w:rPr>
+          <w:rFonts w:ascii="Arial" w:cs="Arial" w:eastAsia="Arial" w:hAnsi="Arial"/>
+          <w:sz w:val="20"/>
+          <w:szCs w:val="20"/>
+        </w:rPr>
+        <w:t xml:space="preserve">- [ ] Picked one core feature to build</w:t>
+      </w:r>
+    </w:p>
+    <w:p>
+      <w:pPr>
+        <w:spacing w:after="60"/>
+      </w:pPr>
+      <w:r>
+        <w:rPr>
+          <w:rFonts w:ascii="Arial" w:cs="Arial" w:eastAsia="Arial" w:hAnsi="Arial"/>
+          <w:sz w:val="20"/>
+          <w:szCs w:val="20"/>
+        </w:rPr>
+        <w:t xml:space="preserve">- [ ] Feature coded end-to-end</w:t>
+      </w:r>
+    </w:p>
+    <w:p>
+      <w:pPr>
+        <w:spacing w:after="60"/>
+      </w:pPr>
+      <w:r>
+        <w:rPr>
+          <w:rFonts w:ascii="Arial" w:cs="Arial" w:eastAsia="Arial" w:hAnsi="Arial"/>
+          <w:sz w:val="20"/>
+          <w:szCs w:val="20"/>
+        </w:rPr>
+        <w:t xml:space="preserve">- [ ] Feature tested and working</w:t>
+      </w:r>
+    </w:p>
+    <w:p>
+      <w:pPr>
+        <w:spacing w:after="60"/>
+      </w:pPr>
+      <w:r>
+        <w:rPr>
+          <w:rFonts w:ascii="Arial" w:cs="Arial" w:eastAsia="Arial" w:hAnsi="Arial"/>
+          <w:sz w:val="20"/>
+          <w:szCs w:val="20"/>
+        </w:rPr>
+        <w:t xml:space="preserve">- [ ] Code committed/saved</w:t>
+      </w:r>
+    </w:p>
+    <w:p>
+      <w:pPr>
+        <w:spacing w:after="60"/>
+      </w:pPr>
+      <w:r>
+        <w:rPr>
+          <w:rFonts w:ascii="Arial" w:cs="Arial" w:eastAsia="Arial" w:hAnsi="Arial"/>
+          <w:sz w:val="20"/>
+          <w:szCs w:val="20"/>
+        </w:rPr>
+        <w:t xml:space="preserve">- [ ] Added basic error handling if applicable</w:t>
+      </w:r>
+    </w:p>
+    <w:p>
+      <w:pPr>
+        <w:spacing w:after="160"/>
       </w:pPr>
     </w:p>
     <w:p>
